--- a/pos_ddshoes/docs/Bab_5_2_1_4_UML.docx
+++ b/pos_ddshoes/docs/Bab_5_2_1_4_UML.docx
@@ -108,7 +108,7 @@
             <v:imagedata r:id="rId6" o:title=""/>
             <w10:wrap type="tight"/>
           </v:shape>
-          <o:OLEObject Type="Embed" ProgID="Visio.Drawing.15" ShapeID="_x0000_s1026" DrawAspect="Content" ObjectID="_1843652962" r:id="rId7"/>
+          <o:OLEObject Type="Embed" ProgID="Visio.Drawing.15" ShapeID="_x0000_s1026" DrawAspect="Content" ObjectID="_1843681327" r:id="rId7"/>
         </w:object>
       </w:r>
     </w:p>
@@ -5099,25 +5099,30 @@
     </w:p>
     <w:p>
       <w:pPr>
-        <w:spacing w:after="120" w:line="480" w:lineRule="exact"/>
-        <w:ind w:firstLine="709"/>
-        <w:jc w:val="both"/>
-      </w:pPr>
-    </w:p>
-    <w:p>
-      <w:pPr>
-        <w:spacing w:before="120" w:after="120" w:line="400" w:lineRule="exact"/>
-        <w:jc w:val="center"/>
-      </w:pPr>
-      <w:r>
+        <w:spacing w:after="0" w:line="240" w:lineRule="auto"/>
         <w:rPr>
           <w:rFonts w:ascii="Times New Roman" w:hAnsi="Times New Roman"/>
           <w:i/>
           <w:color w:val="64748B"/>
           <w:sz w:val="20"/>
         </w:rPr>
+      </w:pPr>
+      <w:r>
+        <w:rPr>
+          <w:rFonts w:ascii="Times New Roman" w:hAnsi="Times New Roman"/>
+          <w:i/>
+          <w:noProof/>
+          <w:color w:val="64748B"/>
+          <w:sz w:val="20"/>
+        </w:rPr>
         <w:lastRenderedPageBreak/>
-        <w:t>[Gambar 5.4 — Activity Diagram Login (render dari PlantUML)]</w:t>
+        <w:object w:dxaOrig="105" w:dyaOrig="101" w14:anchorId="5AC224C6">
+          <v:shape id="_x0000_s1027" type="#_x0000_t75" style="position:absolute;margin-left:.3pt;margin-top:9.6pt;width:396.45pt;height:299.55pt;z-index:251659264;mso-position-horizontal-relative:text;mso-position-vertical-relative:text;mso-width-relative:page;mso-height-relative:page" wrapcoords="-41 54 -41 21113 21600 21113 21600 54 -41 54">
+            <v:imagedata r:id="rId8" o:title=""/>
+            <w10:wrap type="tight"/>
+          </v:shape>
+          <o:OLEObject Type="Embed" ProgID="Visio.Drawing.15" ShapeID="_x0000_s1027" DrawAspect="Content" ObjectID="_1843681328" r:id="rId9"/>
+        </w:object>
       </w:r>
     </w:p>
     <w:p>
@@ -5179,7 +5184,15 @@
           <w:rFonts w:ascii="Times New Roman" w:hAnsi="Times New Roman"/>
           <w:sz w:val="24"/>
         </w:rPr>
-        <w:t>Proses transaksi penjualan merupakan aktivitas inti dalam sistem POS yang melibatkan interaksi intensif antara kasir dan sistem. Activity diagram ini menggambarkan seluruh alur mulai dari pembukaan halaman POS, pemilihan produk, pengaturan keranjang, proses pembayaran, hingga penerbitan struk digital.</w:t>
+        <w:t xml:space="preserve">Proses transaksi penjualan merupakan aktivitas inti dalam sistem POS yang melibatkan interaksi intensif antara kasir dan sistem. Activity diagram ini </w:t>
+      </w:r>
+      <w:r>
+        <w:rPr>
+          <w:rFonts w:ascii="Times New Roman" w:hAnsi="Times New Roman"/>
+          <w:sz w:val="24"/>
+        </w:rPr>
+        <w:lastRenderedPageBreak/>
+        <w:t>menggambarkan seluruh alur mulai dari pembukaan halaman POS, pemilihan produk, pengaturan keranjang, proses pembayaran, hingga penerbitan struk digital.</w:t>
       </w:r>
     </w:p>
     <w:p>
@@ -5243,15 +5256,7 @@
           <w:rFonts w:ascii="Times New Roman" w:hAnsi="Times New Roman"/>
           <w:sz w:val="24"/>
         </w:rPr>
-        <w:t xml:space="preserve">Berdasarkan activity diagram transaksi POS, proses dimulai ketika kasir membuka halaman POS dan sistem langsung memuat data produk aktif tanpa memerlukan permintaan AJAX tambahan. Kasir melakukan pencarian dan pemilihan produk, mengatur keranjang belanja, kemudian memproses </w:t>
-      </w:r>
-      <w:r>
-        <w:rPr>
-          <w:rFonts w:ascii="Times New Roman" w:hAnsi="Times New Roman"/>
-          <w:sz w:val="24"/>
-        </w:rPr>
-        <w:lastRenderedPageBreak/>
-        <w:t>pembayaran. Untuk metode tunai, sistem menghitung kembalian secara otomatis, sedangkan untuk Transfer BRI dan QRIS jumlah yang diterima ditetapkan sama dengan total pembayaran. Setelah transaksi diproses, sistem menyimpan data ke database dan secara otomatis mengurangi stok melalui mekanisme Django Signals, kemudian menampilkan struk thermal receipt.</w:t>
+        <w:t>Berdasarkan activity diagram transaksi POS, proses dimulai ketika kasir membuka halaman POS dan sistem langsung memuat data produk aktif tanpa memerlukan permintaan AJAX tambahan. Kasir melakukan pencarian dan pemilihan produk, mengatur keranjang belanja, kemudian memproses pembayaran. Untuk metode tunai, sistem menghitung kembalian secara otomatis, sedangkan untuk Transfer BRI dan QRIS jumlah yang diterima ditetapkan sama dengan total pembayaran. Setelah transaksi diproses, sistem menyimpan data ke database dan secara otomatis mengurangi stok melalui mekanisme Django Signals, kemudian menampilkan struk thermal receipt.</w:t>
       </w:r>
     </w:p>
     <w:p>
@@ -5342,6 +5347,7 @@
           <w:rFonts w:ascii="Times New Roman" w:hAnsi="Times New Roman"/>
           <w:sz w:val="24"/>
         </w:rPr>
+        <w:lastRenderedPageBreak/>
         <w:t>Berdasarkan activity diagram barang masuk, admin mengisi formulir header penerimaan kemudian menambahkan baris item produk satu per satu. Sistem memeriksa setiap produk berdasarkan kombinasi nama, ukuran, dan kondisi. Apabila produk sudah terdaftar, sistem memperbarui harga apabila terdapat perubahan. Apabila produk belum terdaftar, sistem secara otomatis membuat entri produk baru sekaligus men-generate kode produk unik. Setelah data disimpan, Django Signals menjalankan proses penambahan stok secara otomatis.</w:t>
       </w:r>
     </w:p>
@@ -5369,15 +5375,7 @@
           <w:rFonts w:ascii="Times New Roman" w:hAnsi="Times New Roman"/>
           <w:sz w:val="24"/>
         </w:rPr>
-        <w:t xml:space="preserve">Proses closing shift merupakan aktivitas akhir shift kasir yang bertujuan untuk melakukan rekonsiliasi antara data penjualan sistem dengan uang fisik yang </w:t>
-      </w:r>
-      <w:r>
-        <w:rPr>
-          <w:rFonts w:ascii="Times New Roman" w:hAnsi="Times New Roman"/>
-          <w:sz w:val="24"/>
-        </w:rPr>
-        <w:lastRenderedPageBreak/>
-        <w:t>ada di laci kasir. Activity diagram ini menggambarkan alur penutupan shift mulai dari pengecekan data sistem hingga penguncian laporan closing.</w:t>
+        <w:t>Proses closing shift merupakan aktivitas akhir shift kasir yang bertujuan untuk melakukan rekonsiliasi antara data penjualan sistem dengan uang fisik yang ada di laci kasir. Activity diagram ini menggambarkan alur penutupan shift mulai dari pengecekan data sistem hingga penguncian laporan closing.</w:t>
       </w:r>
     </w:p>
     <w:p>
@@ -5468,6 +5466,7 @@
           <w:rFonts w:ascii="Times New Roman" w:hAnsi="Times New Roman"/>
           <w:sz w:val="24"/>
         </w:rPr>
+        <w:lastRenderedPageBreak/>
         <w:t>Proses penyesuaian stok dilakukan ketika terdapat pengurangan stok yang tidak berasal dari jalur penjualan normal, seperti barang rusak, hilang, atau retur ke pemasok. Activity diagram ini menggambarkan alur kerja admin dalam mencatat dan memproses penyesuaian stok produk.</w:t>
       </w:r>
     </w:p>
@@ -5532,15 +5531,7 @@
           <w:rFonts w:ascii="Times New Roman" w:hAnsi="Times New Roman"/>
           <w:sz w:val="24"/>
         </w:rPr>
-        <w:t xml:space="preserve">Berdasarkan activity diagram penyesuaian stok, admin memilih produk, mengisi jumlah pengurangan beserta alasan, kemudian menyimpan data. Sistem melakukan validasi untuk memastikan jumlah pengurangan tidak melebihi stok </w:t>
-      </w:r>
-      <w:r>
-        <w:rPr>
-          <w:rFonts w:ascii="Times New Roman" w:hAnsi="Times New Roman"/>
-          <w:sz w:val="24"/>
-        </w:rPr>
-        <w:lastRenderedPageBreak/>
-        <w:t>yang tersedia. Apabila valid, sistem menyimpan catatan penyesuaian dengan nilai negatif dan mengurangi stok produk. Apabila stok produk mencapai nol setelah pengurangan, sistem secara otomatis mengubah status produk menjadi tidak aktif. Seluruh riwayat penyesuaian tersimpan sebagai catatan audit.</w:t>
+        <w:t>Berdasarkan activity diagram penyesuaian stok, admin memilih produk, mengisi jumlah pengurangan beserta alasan, kemudian menyimpan data. Sistem melakukan validasi untuk memastikan jumlah pengurangan tidak melebihi stok yang tersedia. Apabila valid, sistem menyimpan catatan penyesuaian dengan nilai negatif dan mengurangi stok produk. Apabila stok produk mencapai nol setelah pengurangan, sistem secara otomatis mengubah status produk menjadi tidak aktif. Seluruh riwayat penyesuaian tersimpan sebagai catatan audit.</w:t>
       </w:r>
     </w:p>
     <w:p>
@@ -5610,6 +5601,7 @@
           <w:b/>
           <w:sz w:val="24"/>
         </w:rPr>
+        <w:lastRenderedPageBreak/>
         <w:t xml:space="preserve">Gambar 5.9 </w:t>
       </w:r>
       <w:r>
@@ -5658,7 +5650,6 @@
           <w:rFonts w:ascii="Times New Roman" w:hAnsi="Times New Roman"/>
           <w:sz w:val="24"/>
         </w:rPr>
-        <w:lastRenderedPageBreak/>
         <w:t>Halaman katalog produk dapat diakses oleh Admin dan Kasir dengan tingkat hak akses yang berbeda. Admin dapat melihat dan mengelola produk secara penuh, sedangkan Kasir hanya dapat melihat ketersediaan produk secara read-only untuk keperluan pelayanan pelanggan.</w:t>
       </w:r>
     </w:p>
@@ -5736,6 +5727,7 @@
           <w:b/>
           <w:sz w:val="24"/>
         </w:rPr>
+        <w:lastRenderedPageBreak/>
         <w:t>8)  Activity Diagram Laporan Penjualan dan Laporan Inventory</w:t>
       </w:r>
     </w:p>
@@ -5814,7 +5806,6 @@
           <w:rFonts w:ascii="Times New Roman" w:hAnsi="Times New Roman"/>
           <w:sz w:val="24"/>
         </w:rPr>
-        <w:lastRenderedPageBreak/>
         <w:t>Berdasarkan activity diagram laporan, terdapat dua jalur utama sesuai jenis laporan yang dipilih admin. Pada jalur laporan penjualan, admin dapat menerapkan berbagai filter untuk mempersempit data yang ditampilkan, kemudian memilih aksi lanjutan berupa melihat detail struk, membatalkan transaksi, atau mencetak laporan. Pada jalur laporan inventory, sistem secara otomatis menghitung valuasi aset berupa total nilai modal dan total potensi pendapatan berdasarkan data stok terkini.</w:t>
       </w:r>
     </w:p>
@@ -5855,6 +5846,7 @@
           <w:b/>
           <w:sz w:val="24"/>
         </w:rPr>
+        <w:lastRenderedPageBreak/>
         <w:t>1)  Sequence Diagram Login</w:t>
       </w:r>
     </w:p>
@@ -5944,7 +5936,6 @@
           <w:rFonts w:ascii="Times New Roman" w:hAnsi="Times New Roman"/>
           <w:sz w:val="24"/>
         </w:rPr>
-        <w:lastRenderedPageBreak/>
         <w:t>Berdasarkan sequence diagram login, proses dimulai ketika pengguna mengakses halaman login melalui browser dengan metode GET. Sistem merespons dengan menampilkan halaman login. Setelah pengguna mengisi kredensial dan mengklik tombol masuk, browser mengirimkan permintaan POST ke sistem. Sistem melakukan autentikasi dengan memeriksa kredensial ke database. Apabila valid, sistem membuat sesi pengguna dan memeriksa role untuk menentukan halaman tujuan redirect. Apabila tidak valid, sistem mengembalikan halaman login dengan pesan kesalahan.</w:t>
       </w:r>
     </w:p>
@@ -6036,6 +6027,7 @@
           <w:rFonts w:ascii="Times New Roman" w:hAnsi="Times New Roman"/>
           <w:sz w:val="24"/>
         </w:rPr>
+        <w:lastRenderedPageBreak/>
         <w:t>Berdasarkan sequence diagram transaksi POS, sistem menggunakan mekanisme pre-embedded JSON untuk memuat data produk pada saat halaman pertama kali dibuka. Pencarian produk dapat dilakukan berdasarkan nama maupun kode produk. Pengelolaan keranjang belanja dilakukan sepenuhnya di sisi klien menggunakan JavaScript. Saat kasir mengklik proses bayar, browser mengirimkan seluruh data transaksi dalam satu permintaan POST. Sistem menggunakan mekanisme SELECT FOR UPDATE untuk mengunci baris produk guna mencegah race condition. Setelah transaksi tersimpan, Django Signals secara otomatis mengurangi stok.</w:t>
       </w:r>
     </w:p>
@@ -6049,7 +6041,6 @@
           <w:b/>
           <w:sz w:val="24"/>
         </w:rPr>
-        <w:lastRenderedPageBreak/>
         <w:t>3)  Sequence Diagram Barang Masuk</w:t>
       </w:r>
     </w:p>
@@ -6155,6 +6146,7 @@
           <w:rFonts w:ascii="Times New Roman" w:hAnsi="Times New Roman"/>
           <w:sz w:val="24"/>
         </w:rPr>
+        <w:lastRenderedPageBreak/>
         <w:t>Sequence diagram closing shift menggambarkan urutan interaksi dalam proses penutupan shift kasir dan rekonsiliasi kas harian.</w:t>
       </w:r>
     </w:p>
@@ -6219,15 +6211,7 @@
           <w:rFonts w:ascii="Times New Roman" w:hAnsi="Times New Roman"/>
           <w:sz w:val="24"/>
         </w:rPr>
-        <w:t xml:space="preserve">Berdasarkan sequence diagram closing shift, sistem menghitung total transaksi harian secara otomatis pada saat halaman dibuka. Perhitungan dilakukan di sisi server untuk memastikan akurasi data. Ketika kasir mensubmit closing, </w:t>
-      </w:r>
-      <w:r>
-        <w:rPr>
-          <w:rFonts w:ascii="Times New Roman" w:hAnsi="Times New Roman"/>
-          <w:sz w:val="24"/>
-        </w:rPr>
-        <w:lastRenderedPageBreak/>
-        <w:t>sistem melakukan perhitungan ulang di sisi server sebagai validasi tambahan sebelum menyimpan data. Sistem juga menangani dua kondisi berbeda yaitu pembuatan record closing baru atau pembaruan record yang sebelumnya telah dibuka kembali oleh admin.</w:t>
+        <w:t>Berdasarkan sequence diagram closing shift, sistem menghitung total transaksi harian secara otomatis pada saat halaman dibuka. Perhitungan dilakukan di sisi server untuk memastikan akurasi data. Ketika kasir mensubmit closing, sistem melakukan perhitungan ulang di sisi server sebagai validasi tambahan sebelum menyimpan data. Sistem juga menangani dua kondisi berbeda yaitu pembuatan record closing baru atau pembaruan record yang sebelumnya telah dibuka kembali oleh admin.</w:t>
       </w:r>
     </w:p>
     <w:p>
@@ -6318,7 +6302,15 @@
           <w:rFonts w:ascii="Times New Roman" w:hAnsi="Times New Roman"/>
           <w:sz w:val="24"/>
         </w:rPr>
-        <w:t>Berdasarkan sequence diagram kelola data master, seluruh operasi CRUD dilakukan melalui mekanisme AJAX sehingga halaman tidak perlu dimuat ulang secara penuh. Terdapat tiga skenario utama yaitu penambahan data baru, pengubahan data yang sudah ada, dan penghapusan atau penonaktifan data. Untuk operasi penambahan dan pengubahan, sistem menggunakan endpoint yang sama yaitu /save/ dengan pembeda berupa keberadaan parameter id. Setiap operasi yang berhasil mengembalikan respons JSON yang digunakan browser untuk memperbarui tampilan secara dinamis.</w:t>
+        <w:t xml:space="preserve">Berdasarkan sequence diagram kelola data master, seluruh operasi CRUD dilakukan melalui mekanisme AJAX sehingga halaman tidak perlu dimuat ulang secara penuh. Terdapat tiga skenario utama yaitu penambahan data baru, pengubahan data yang sudah ada, dan penghapusan atau penonaktifan data. Untuk </w:t>
+      </w:r>
+      <w:r>
+        <w:rPr>
+          <w:rFonts w:ascii="Times New Roman" w:hAnsi="Times New Roman"/>
+          <w:sz w:val="24"/>
+        </w:rPr>
+        <w:lastRenderedPageBreak/>
+        <w:t>operasi penambahan dan pengubahan, sistem menggunakan endpoint yang sama yaitu /save/ dengan pembeda berupa keberadaan parameter id. Setiap operasi yang berhasil mengembalikan respons JSON yang digunakan browser untuk memperbarui tampilan secara dinamis.</w:t>
       </w:r>
     </w:p>
     <w:p>
@@ -6359,7 +6351,6 @@
           <w:rFonts w:ascii="Times New Roman" w:hAnsi="Times New Roman"/>
           <w:sz w:val="24"/>
         </w:rPr>
-        <w:lastRenderedPageBreak/>
         <w:t>Adapun sequence diagram laporan penjualan dapat dilihat pada Gambar 5.17 berikut.</w:t>
       </w:r>
     </w:p>
@@ -6451,6 +6442,7 @@
           <w:rFonts w:ascii="Times New Roman" w:hAnsi="Times New Roman"/>
           <w:sz w:val="24"/>
         </w:rPr>
+        <w:lastRenderedPageBreak/>
         <w:t>Adapun sequence diagram penyesuaian stok dapat dilihat pada Gambar 5.18 berikut.</w:t>
       </w:r>
     </w:p>
@@ -6501,15 +6493,7 @@
           <w:rFonts w:ascii="Times New Roman" w:hAnsi="Times New Roman"/>
           <w:sz w:val="24"/>
         </w:rPr>
-        <w:t xml:space="preserve">Berdasarkan sequence diagram penyesuaian stok, sistem menampilkan hanya produk yang memiliki stok lebih dari nol pada formulir penyesuaian. Setelah admin mengisi dan mengirimkan formulir, sistem melakukan validasi di sisi server untuk memastikan jumlah pengurangan tidak melebihi stok yang tersedia. Apabila valid, sistem menyimpan catatan penyesuaian dengan nilai </w:t>
-      </w:r>
-      <w:r>
-        <w:rPr>
-          <w:rFonts w:ascii="Times New Roman" w:hAnsi="Times New Roman"/>
-          <w:sz w:val="24"/>
-        </w:rPr>
-        <w:lastRenderedPageBreak/>
-        <w:t>negatif pada field quantity, kemudian memperbarui stok produk secara langsung. Apabila stok produk mencapai nol, sistem secara otomatis mengubah status produk menjadi tidak aktif.</w:t>
+        <w:t>Berdasarkan sequence diagram penyesuaian stok, sistem menampilkan hanya produk yang memiliki stok lebih dari nol pada formulir penyesuaian. Setelah admin mengisi dan mengirimkan formulir, sistem melakukan validasi di sisi server untuk memastikan jumlah pengurangan tidak melebihi stok yang tersedia. Apabila valid, sistem menyimpan catatan penyesuaian dengan nilai negatif pada field quantity, kemudian memperbarui stok produk secara langsung. Apabila stok produk mencapai nol, sistem secara otomatis mengubah status produk menjadi tidak aktif.</w:t>
       </w:r>
     </w:p>
     <w:p>
@@ -6600,7 +6584,15 @@
           <w:rFonts w:ascii="Times New Roman" w:hAnsi="Times New Roman"/>
           <w:sz w:val="24"/>
         </w:rPr>
-        <w:t>Berdasarkan sequence diagram katalog produk, sistem memuat data produk beserta data referensi merek dan kategori dalam satu permintaan awal. Fitur pencarian mendukung dua parameter sekaligus yaitu nama produk dan kode produk melalui kondisi ILIKE pada query database. Filter berdasarkan merek dan kategori dikirimkan sebagai parameter GET pada URL sehingga kondisi filter dapat disimpan dan dibagikan melalui URL. Terdapat percabangan hak akses di bagian akhir alur — Admin dapat mengakses modal edit produk, sedangkan Kasir tidak memiliki akses ke fungsi tersebut.</w:t>
+        <w:t xml:space="preserve">Berdasarkan sequence diagram katalog produk, sistem memuat data produk beserta data referensi merek dan kategori dalam satu permintaan awal. Fitur pencarian mendukung dua parameter sekaligus yaitu nama produk dan kode produk melalui kondisi ILIKE pada query database. Filter berdasarkan merek dan kategori dikirimkan sebagai parameter GET pada URL sehingga kondisi filter dapat disimpan dan dibagikan melalui URL. Terdapat percabangan hak akses di </w:t>
+      </w:r>
+      <w:r>
+        <w:rPr>
+          <w:rFonts w:ascii="Times New Roman" w:hAnsi="Times New Roman"/>
+          <w:sz w:val="24"/>
+        </w:rPr>
+        <w:lastRenderedPageBreak/>
+        <w:t>bagian akhir alur — Admin dapat mengakses modal edit produk, sedangkan Kasir tidak memiliki akses ke fungsi tersebut.</w:t>
       </w:r>
     </w:p>
     <w:p>
@@ -6627,15 +6619,7 @@
           <w:rFonts w:ascii="Times New Roman" w:hAnsi="Times New Roman"/>
           <w:sz w:val="24"/>
         </w:rPr>
-        <w:t xml:space="preserve">Class diagram merupakan diagram UML yang menggambarkan struktur statis dari suatu sistem dengan menampilkan kelas-kelas yang ada, atribut-atribut yang dimiliki setiap kelas, serta relasi antar kelas. Dalam konteks pengembangan berbasis framework Django, class diagram merepresentasikan model-model data yang didefinisikan dalam file models.py. Setiap kelas pada diagram ini </w:t>
-      </w:r>
-      <w:r>
-        <w:rPr>
-          <w:rFonts w:ascii="Times New Roman" w:hAnsi="Times New Roman"/>
-          <w:sz w:val="24"/>
-        </w:rPr>
-        <w:lastRenderedPageBreak/>
-        <w:t>berkorespondensi langsung dengan tabel pada basis data yang telah dinormalisasi hingga tahap 3NF.</w:t>
+        <w:t>Class diagram merupakan diagram UML yang menggambarkan struktur statis dari suatu sistem dengan menampilkan kelas-kelas yang ada, atribut-atribut yang dimiliki setiap kelas, serta relasi antar kelas. Dalam konteks pengembangan berbasis framework Django, class diagram merepresentasikan model-model data yang didefinisikan dalam file models.py. Setiap kelas pada diagram ini berkorespondensi langsung dengan tabel pada basis data yang telah dinormalisasi hingga tahap 3NF.</w:t>
       </w:r>
     </w:p>
     <w:p>
@@ -6727,6 +6711,7 @@
           <w:rFonts w:ascii="Times New Roman" w:hAnsi="Times New Roman"/>
           <w:sz w:val="24"/>
         </w:rPr>
+        <w:lastRenderedPageBreak/>
         <w:t>Kelas Products merupakan kelas terpenting dalam domain bisnis sistem ini karena menjadi titik perpotongan antara alur pengadaan barang dan alur penjualan. Kelas ini berelasi dengan Categories dan Brands sebagai data referensi, serta berelasi dengan StockInDetails untuk pencatatan penerimaan dan TransactionDetails untuk pencatatan penjualan. Atribut product_code pada kelas Products di-generate secara otomatis oleh sistem dengan format [Inisial Merek]-[Ukuran]-[Nomor Urut] untuk memastikan keunikan setiap produk.</w:t>
       </w:r>
     </w:p>
@@ -6741,15 +6726,7 @@
           <w:rFonts w:ascii="Times New Roman" w:hAnsi="Times New Roman"/>
           <w:sz w:val="24"/>
         </w:rPr>
-        <w:t xml:space="preserve">Kelas StockIns dan StockInDetails membentuk pola header-detail untuk mencatat penerimaan barang dari pemasok, sedangkan kelas Transactions dan </w:t>
-      </w:r>
-      <w:r>
-        <w:rPr>
-          <w:rFonts w:ascii="Times New Roman" w:hAnsi="Times New Roman"/>
-          <w:sz w:val="24"/>
-        </w:rPr>
-        <w:lastRenderedPageBreak/>
-        <w:t>TransactionDetails membentuk pola yang sama untuk mencatat transaksi penjualan. Kelas CashClosings bertanggung jawab atas rekonsiliasi kas harian kasir dengan dilengkapi mekanisme audit trail melalui atribut unlocked_by, unlocked_at, unlock_reason, dan unlock_count. Kelas StockAdjustments berperan sebagai pencatat koreksi stok di luar jalur normal dengan menyimpan nilai negatif pada atribut adj_quantity sebagai penanda pengurangan stok.</w:t>
+        <w:t>Kelas StockIns dan StockInDetails membentuk pola header-detail untuk mencatat penerimaan barang dari pemasok, sedangkan kelas Transactions dan TransactionDetails membentuk pola yang sama untuk mencatat transaksi penjualan. Kelas CashClosings bertanggung jawab atas rekonsiliasi kas harian kasir dengan dilengkapi mekanisme audit trail melalui atribut unlocked_by, unlocked_at, unlock_reason, dan unlock_count. Kelas StockAdjustments berperan sebagai pencatat koreksi stok di luar jalur normal dengan menyimpan nilai negatif pada atribut adj_quantity sebagai penanda pengurangan stok.</w:t>
       </w:r>
     </w:p>
     <w:sectPr>
